--- a/pr-preview/pr-204/permutation-tests-handout-tracked-changes.docx
+++ b/pr-preview/pr-204/permutation-tests-handout-tracked-changes.docx
@@ -16,7 +16,7 @@
       </w:pPr>
       <w:del w:id="1" w:author="PR Preview" w:date="2026-01-01T00:00:00Z">
         <w:r>
-          <w:delText xml:space="preserve">Last modified: 2026-10-15 03:26:43 (PDT)</w:delText>
+          <w:delText xml:space="preserve">Last modified: 2026-10-15 05:33:00 (PDT)</w:delText>
         </w:r>
       </w:del>
     </w:p>
@@ -26,7 +26,7 @@
       </w:pPr>
       <w:ins w:id="2" w:author="PR Preview" w:date="2026-01-01T00:00:00Z">
         <w:r>
-          <w:t xml:space="preserve">Last modified: 2026-10-15 03:31:19 (PDT)</w:t>
+          <w:t xml:space="preserve">Last modified: 2026-10-15 05:27:52 (PDT)</w:t>
         </w:r>
       </w:ins>
     </w:p>
@@ -16894,7 +16894,7 @@
       </w:r>
     </w:p>
     <w:bookmarkEnd w:id="54"/>
-    <w:bookmarkStart w:id="65" w:name="textbook-cross-references"/>
+    <w:bookmarkStart w:id="55" w:name="textbook-cross-references"/>
     <w:p>
       <w:pPr>
         <w:pStyle w:val="Heading2"/>
@@ -16925,12 +16925,12 @@
       </w:pPr>
       <w:ins w:id="5" w:author="PR Preview" w:date="2026-01-01T00:00:00Z">
         <w:r>
-          <w:t xml:space="preserve">Hogg et al. (2019, sec. 8.5, pp. 392–402)</w:t>
+          <w:t xml:space="preserve">Hogg et al. (2019, sec. 7.7, pp. 353–360)</w:t>
         </w:r>
       </w:ins>
       <w:ins w:id="6" w:author="PR Preview" w:date="2026-01-01T00:00:00Z">
         <w:r>
-          <w:t xml:space="preserve">: Some distribution-free tests</w:t>
+          <w:t xml:space="preserve">: Resampling methods</w:t>
         </w:r>
       </w:ins>
     </w:p>
@@ -16944,17 +16944,29 @@
       </w:pPr>
       <w:ins w:id="7" w:author="PR Preview" w:date="2026-01-01T00:00:00Z">
         <w:r>
-          <w:t xml:space="preserve">Hogg et al. (2019, sec. 7.7, pp. 353–360)</w:t>
+          <w:t xml:space="preserve">Hogg et al. (2019, sec. 8.5, pp. 392–402)</w:t>
         </w:r>
       </w:ins>
       <w:ins w:id="8" w:author="PR Preview" w:date="2026-01-01T00:00:00Z">
         <w:r>
-          <w:t xml:space="preserve">: Resampling methods</w:t>
+          <w:t xml:space="preserve">: Some distribution-free tests</w:t>
         </w:r>
       </w:ins>
     </w:p>
-    <w:bookmarkStart w:id="64" w:name="refs"/>
-    <w:bookmarkStart w:id="56" w:name="ref-good2005permutation"/>
+    <w:bookmarkEnd w:id="55"/>
+    <w:bookmarkStart w:id="66" w:name="references"/>
+    <w:p>
+      <w:pPr>
+        <w:pStyle w:val="Heading2"/>
+      </w:pPr>
+      <w:ins w:id="9" w:author="PR Preview" w:date="2026-01-01T00:00:00Z">
+        <w:r>
+          <w:t xml:space="preserve">References</w:t>
+        </w:r>
+      </w:ins>
+    </w:p>
+    <w:bookmarkStart w:id="65" w:name="refs"/>
+    <w:bookmarkStart w:id="57" w:name="ref-good2005permutation"/>
     <w:p>
       <w:pPr>
         <w:pStyle w:val="Bibliography"/>
@@ -16978,7 +16990,7 @@
       <w:r>
         <w:t xml:space="preserve"> </w:t>
       </w:r>
-      <w:hyperlink r:id="rId55">
+      <w:hyperlink r:id="rId56">
         <w:r>
           <w:rPr>
             <w:rStyle w:val="Hyperlink"/>
@@ -16990,23 +17002,23 @@
         <w:t xml:space="preserve">.</w:t>
       </w:r>
     </w:p>
-    <w:bookmarkEnd w:id="56"/>
-    <w:bookmarkStart w:id="57" w:name="ref-hoggtanis2015"/>
+    <w:bookmarkEnd w:id="57"/>
+    <w:bookmarkStart w:id="58" w:name="ref-hoggtanis2015"/>
     <w:p>
       <w:pPr>
         <w:pStyle w:val="Bibliography"/>
       </w:pPr>
-      <w:ins w:id="9" w:author="PR Preview" w:date="2026-01-01T00:00:00Z">
+      <w:ins w:id="10" w:author="PR Preview" w:date="2026-01-01T00:00:00Z">
         <w:r>
           <w:t xml:space="preserve">Hogg, Robert V., Elliot A. Tanis, and Dale L. Zimmerman. 2019.</w:t>
         </w:r>
       </w:ins>
-      <w:ins w:id="10" w:author="PR Preview" w:date="2026-01-01T00:00:00Z">
+      <w:ins w:id="11" w:author="PR Preview" w:date="2026-01-01T00:00:00Z">
         <w:r>
           <w:t xml:space="preserve"> </w:t>
         </w:r>
       </w:ins>
-      <w:ins w:id="11" w:author="PR Preview" w:date="2026-01-01T00:00:00Z">
+      <w:ins w:id="12" w:author="PR Preview" w:date="2026-01-01T00:00:00Z">
         <w:r>
           <w:rPr>
             <w:i/>
@@ -17015,14 +17027,14 @@
           <w:t xml:space="preserve">Probability and Statistical Inference</w:t>
         </w:r>
       </w:ins>
-      <w:ins w:id="12" w:author="PR Preview" w:date="2026-01-01T00:00:00Z">
+      <w:ins w:id="13" w:author="PR Preview" w:date="2026-01-01T00:00:00Z">
         <w:r>
           <w:t xml:space="preserve">. Tenth edition. Pearson.</w:t>
         </w:r>
       </w:ins>
     </w:p>
-    <w:bookmarkEnd w:id="57"/>
-    <w:bookmarkStart w:id="59" w:name="ref-james2021islr2e"/>
+    <w:bookmarkEnd w:id="58"/>
+    <w:bookmarkStart w:id="60" w:name="ref-james2021islr2e"/>
     <w:p>
       <w:pPr>
         <w:pStyle w:val="Bibliography"/>
@@ -17060,7 +17072,7 @@
       <w:r>
         <w:t xml:space="preserve"> </w:t>
       </w:r>
-      <w:hyperlink r:id="rId58">
+      <w:hyperlink r:id="rId59">
         <w:r>
           <w:rPr>
             <w:rStyle w:val="Hyperlink"/>
@@ -17072,8 +17084,8 @@
         <w:t xml:space="preserve">.</w:t>
       </w:r>
     </w:p>
-    <w:bookmarkEnd w:id="59"/>
-    <w:bookmarkStart w:id="61" w:name="ref-khan2001classification"/>
+    <w:bookmarkEnd w:id="60"/>
+    <w:bookmarkStart w:id="62" w:name="ref-khan2001classification"/>
     <w:p>
       <w:pPr>
         <w:pStyle w:val="Bibliography"/>
@@ -17106,7 +17118,7 @@
       <w:r>
         <w:t xml:space="preserve"> </w:t>
       </w:r>
-      <w:hyperlink r:id="rId60">
+      <w:hyperlink r:id="rId61">
         <w:r>
           <w:rPr>
             <w:rStyle w:val="Hyperlink"/>
@@ -17118,8 +17130,8 @@
         <w:t xml:space="preserve">.</w:t>
       </w:r>
     </w:p>
-    <w:bookmarkEnd w:id="61"/>
-    <w:bookmarkStart w:id="63" w:name="ref-phipson2010permutation"/>
+    <w:bookmarkEnd w:id="62"/>
+    <w:bookmarkStart w:id="64" w:name="ref-phipson2010permutation"/>
     <w:p>
       <w:pPr>
         <w:pStyle w:val="Bibliography"/>
@@ -17152,7 +17164,7 @@
       <w:r>
         <w:t xml:space="preserve"> </w:t>
       </w:r>
-      <w:hyperlink r:id="rId62">
+      <w:hyperlink r:id="rId63">
         <w:r>
           <w:rPr>
             <w:rStyle w:val="Hyperlink"/>
@@ -17164,9 +17176,9 @@
         <w:t xml:space="preserve">.</w:t>
       </w:r>
     </w:p>
-    <w:bookmarkEnd w:id="63"/>
     <w:bookmarkEnd w:id="64"/>
     <w:bookmarkEnd w:id="65"/>
+    <w:bookmarkEnd w:id="66"/>
     <w:sectPr>
       <w:footnotePr>
         <w:numRestart w:val="eachSect"/>

--- a/pr-preview/pr-204/permutation-tests-handout-tracked-changes.docx
+++ b/pr-preview/pr-204/permutation-tests-handout-tracked-changes.docx
@@ -16,7 +16,7 @@
       </w:pPr>
       <w:del w:id="1" w:author="PR Preview" w:date="2026-01-01T00:00:00Z">
         <w:r>
-          <w:delText xml:space="preserve">Last modified: 2026-10-15 05:33:00 (PDT)</w:delText>
+          <w:delText xml:space="preserve">Last modified: 2026-10-15 08:36:30 (PDT)</w:delText>
         </w:r>
       </w:del>
     </w:p>
@@ -26,7 +26,7 @@
       </w:pPr>
       <w:ins w:id="2" w:author="PR Preview" w:date="2026-01-01T00:00:00Z">
         <w:r>
-          <w:t xml:space="preserve">Last modified: 2026-10-15 05:27:52 (PDT)</w:t>
+          <w:t xml:space="preserve">Last modified: 2026-10-15 08:46:14 (PDT)</w:t>
         </w:r>
       </w:ins>
     </w:p>
@@ -11140,6 +11140,78 @@
       </w:r>
     </w:p>
     <w:bookmarkEnd w:id="35"/>
+    <w:p>
+      <w:pPr>
+        <w:pStyle w:val="Compact"/>
+        <w:numPr>
+          <w:ilvl w:val="0"/>
+          <w:numId w:val="1001"/>
+        </w:numPr>
+      </w:pPr>
+      <w:ins w:id="3" w:author="PR Preview" w:date="2026-01-01T00:00:00Z">
+        <w:r>
+          <w:t xml:space="preserve">Hogg et al. (2019, sec. 8.5, pp. 392–402)</w:t>
+        </w:r>
+      </w:ins>
+      <w:ins w:id="4" w:author="PR Preview" w:date="2026-01-01T00:00:00Z">
+        <w:r>
+          <w:t xml:space="preserve"> </w:t>
+        </w:r>
+      </w:ins>
+      <w:ins w:id="5" w:author="PR Preview" w:date="2026-01-01T00:00:00Z">
+        <w:r>
+          <w:t xml:space="preserve">covers some distribution-free tests.</w:t>
+        </w:r>
+      </w:ins>
+    </w:p>
+    <w:p>
+      <w:pPr>
+        <w:pStyle w:val="Compact"/>
+        <w:numPr>
+          <w:ilvl w:val="0"/>
+          <w:numId w:val="1001"/>
+        </w:numPr>
+      </w:pPr>
+      <w:ins w:id="6" w:author="PR Preview" w:date="2026-01-01T00:00:00Z">
+        <w:r>
+          <w:t xml:space="preserve">Rice (2007, sec. 11.2.3, pp. 435–442)</w:t>
+        </w:r>
+      </w:ins>
+      <w:ins w:id="7" w:author="PR Preview" w:date="2026-01-01T00:00:00Z">
+        <w:r>
+          <w:t xml:space="preserve"> </w:t>
+        </w:r>
+      </w:ins>
+      <w:ins w:id="8" w:author="PR Preview" w:date="2026-01-01T00:00:00Z">
+        <w:r>
+          <w:t xml:space="preserve">covers the Mann–Whitney test.</w:t>
+        </w:r>
+      </w:ins>
+    </w:p>
+    <w:p>
+      <w:pPr>
+        <w:pStyle w:val="Compact"/>
+        <w:numPr>
+          <w:ilvl w:val="0"/>
+          <w:numId w:val="1001"/>
+        </w:numPr>
+      </w:pPr>
+      <w:ins w:id="9" w:author="PR Preview" w:date="2026-01-01T00:00:00Z">
+        <w:r>
+          <w:t xml:space="preserve">Rice (2007, sec. 11.4.6, p. 456)</w:t>
+        </w:r>
+      </w:ins>
+      <w:ins w:id="10" w:author="PR Preview" w:date="2026-01-01T00:00:00Z">
+        <w:r>
+          <w:t xml:space="preserve"> </w:t>
+        </w:r>
+      </w:ins>
+      <w:ins w:id="11" w:author="PR Preview" w:date="2026-01-01T00:00:00Z">
+        <w:r>
+          <w:t xml:space="preserve">covers randomization.</w:t>
+        </w:r>
+      </w:ins>
+    </w:p>
     <w:bookmarkEnd w:id="36"/>
     <w:bookmarkEnd w:id="37"/>
     <w:bookmarkStart w:id="50" w:name="sec-monte-carlo-permutation"/>
@@ -14686,6 +14758,26 @@
       </w:r>
     </w:p>
     <w:bookmarkEnd w:id="49"/>
+    <w:p>
+      <w:pPr>
+        <w:pStyle w:val="BodyText"/>
+      </w:pPr>
+      <w:ins w:id="12" w:author="PR Preview" w:date="2026-01-01T00:00:00Z">
+        <w:r>
+          <w:t xml:space="preserve">Hogg et al. (2019, sec. 7.7, pp. 353–360)</w:t>
+        </w:r>
+      </w:ins>
+      <w:ins w:id="13" w:author="PR Preview" w:date="2026-01-01T00:00:00Z">
+        <w:r>
+          <w:t xml:space="preserve"> </w:t>
+        </w:r>
+      </w:ins>
+      <w:ins w:id="14" w:author="PR Preview" w:date="2026-01-01T00:00:00Z">
+        <w:r>
+          <w:t xml:space="preserve">covers resampling methods.</w:t>
+        </w:r>
+      </w:ins>
+    </w:p>
     <w:bookmarkEnd w:id="50"/>
     <w:bookmarkStart w:id="53" w:name="sec-permutation-multiple-testing"/>
     <w:p>
@@ -16832,88 +16924,6 @@
       <w:r>
         <w:t xml:space="preserve">6 Further reading</w:t>
       </w:r>
-    </w:p>
-    <w:p>
-      <w:pPr>
-        <w:pStyle w:val="Compact"/>
-        <w:numPr>
-          <w:ilvl w:val="0"/>
-          <w:numId w:val="1001"/>
-        </w:numPr>
-      </w:pPr>
-      <w:r>
-        <w:t xml:space="preserve">Good (2005)</w:t>
-      </w:r>
-      <w:r>
-        <w:t xml:space="preserve"> </w:t>
-      </w:r>
-      <w:r>
-        <w:t xml:space="preserve">is a book-length treatment of permutation tests.</w:t>
-      </w:r>
-    </w:p>
-    <w:p>
-      <w:pPr>
-        <w:pStyle w:val="Compact"/>
-        <w:numPr>
-          <w:ilvl w:val="0"/>
-          <w:numId w:val="1001"/>
-        </w:numPr>
-      </w:pPr>
-      <w:r>
-        <w:t xml:space="preserve">Phipson and Smyth (2010)</w:t>
-      </w:r>
-      <w:r>
-        <w:t xml:space="preserve"> </w:t>
-      </w:r>
-      <w:r>
-        <w:t xml:space="preserve">explains why Monte Carlo permutation p-values need the added 1.</w:t>
-      </w:r>
-    </w:p>
-    <w:p>
-      <w:pPr>
-        <w:pStyle w:val="Compact"/>
-        <w:numPr>
-          <w:ilvl w:val="0"/>
-          <w:numId w:val="1001"/>
-        </w:numPr>
-      </w:pPr>
-      <w:r>
-        <w:t xml:space="preserve">Chapter 13 of</w:t>
-      </w:r>
-      <w:r>
-        <w:t xml:space="preserve"> </w:t>
-      </w:r>
-      <w:r>
-        <w:t xml:space="preserve">James et al. (2021)</w:t>
-      </w:r>
-      <w:r>
-        <w:t xml:space="preserve"> </w:t>
-      </w:r>
-      <w:r>
-        <w:t xml:space="preserve">applies permutation and other resampling methods to multiple testing.</w:t>
-      </w:r>
-    </w:p>
-    <w:bookmarkEnd w:id="54"/>
-    <w:bookmarkStart w:id="55" w:name="textbook-cross-references"/>
-    <w:p>
-      <w:pPr>
-        <w:pStyle w:val="Heading2"/>
-      </w:pPr>
-      <w:ins w:id="3" w:author="PR Preview" w:date="2026-01-01T00:00:00Z">
-        <w:r>
-          <w:t xml:space="preserve">Textbook cross-references</w:t>
-        </w:r>
-      </w:ins>
-    </w:p>
-    <w:p>
-      <w:pPr>
-        <w:pStyle w:val="FirstParagraph"/>
-      </w:pPr>
-      <w:ins w:id="4" w:author="PR Preview" w:date="2026-01-01T00:00:00Z">
-        <w:r>
-          <w:t xml:space="preserve">Textbook sections on the topics of this page:</w:t>
-        </w:r>
-      </w:ins>
     </w:p>
     <w:p>
       <w:pPr>
@@ -16923,16 +16933,15 @@
           <w:numId w:val="1002"/>
         </w:numPr>
       </w:pPr>
-      <w:ins w:id="5" w:author="PR Preview" w:date="2026-01-01T00:00:00Z">
-        <w:r>
-          <w:t xml:space="preserve">Hogg et al. (2019, sec. 7.7, pp. 353–360)</w:t>
-        </w:r>
-      </w:ins>
-      <w:ins w:id="6" w:author="PR Preview" w:date="2026-01-01T00:00:00Z">
-        <w:r>
-          <w:t xml:space="preserve">: Resampling methods</w:t>
-        </w:r>
-      </w:ins>
+      <w:r>
+        <w:t xml:space="preserve">Good (2005)</w:t>
+      </w:r>
+      <w:r>
+        <w:t xml:space="preserve"> </w:t>
+      </w:r>
+      <w:r>
+        <w:t xml:space="preserve">is a book-length treatment of permutation tests.</w:t>
+      </w:r>
     </w:p>
     <w:p>
       <w:pPr>
@@ -16942,31 +16951,54 @@
           <w:numId w:val="1002"/>
         </w:numPr>
       </w:pPr>
-      <w:ins w:id="7" w:author="PR Preview" w:date="2026-01-01T00:00:00Z">
-        <w:r>
-          <w:t xml:space="preserve">Hogg et al. (2019, sec. 8.5, pp. 392–402)</w:t>
-        </w:r>
-      </w:ins>
-      <w:ins w:id="8" w:author="PR Preview" w:date="2026-01-01T00:00:00Z">
-        <w:r>
-          <w:t xml:space="preserve">: Some distribution-free tests</w:t>
-        </w:r>
-      </w:ins>
+      <w:r>
+        <w:t xml:space="preserve">Phipson and Smyth (2010)</w:t>
+      </w:r>
+      <w:r>
+        <w:t xml:space="preserve"> </w:t>
+      </w:r>
+      <w:r>
+        <w:t xml:space="preserve">explains why Monte Carlo permutation p-values need the added 1.</w:t>
+      </w:r>
     </w:p>
-    <w:bookmarkEnd w:id="55"/>
+    <w:p>
+      <w:pPr>
+        <w:pStyle w:val="Compact"/>
+        <w:numPr>
+          <w:ilvl w:val="0"/>
+          <w:numId w:val="1002"/>
+        </w:numPr>
+      </w:pPr>
+      <w:r>
+        <w:t xml:space="preserve">Chapter 13 of</w:t>
+      </w:r>
+      <w:r>
+        <w:t xml:space="preserve"> </w:t>
+      </w:r>
+      <w:r>
+        <w:t xml:space="preserve">James et al. (2021)</w:t>
+      </w:r>
+      <w:r>
+        <w:t xml:space="preserve"> </w:t>
+      </w:r>
+      <w:r>
+        <w:t xml:space="preserve">applies permutation and other resampling methods to multiple testing.</w:t>
+      </w:r>
+    </w:p>
+    <w:bookmarkEnd w:id="54"/>
     <w:bookmarkStart w:id="66" w:name="references"/>
     <w:p>
       <w:pPr>
         <w:pStyle w:val="Heading2"/>
       </w:pPr>
-      <w:ins w:id="9" w:author="PR Preview" w:date="2026-01-01T00:00:00Z">
+      <w:ins w:id="15" w:author="PR Preview" w:date="2026-01-01T00:00:00Z">
         <w:r>
           <w:t xml:space="preserve">References</w:t>
         </w:r>
       </w:ins>
     </w:p>
     <w:bookmarkStart w:id="65" w:name="refs"/>
-    <w:bookmarkStart w:id="57" w:name="ref-good2005permutation"/>
+    <w:bookmarkStart w:id="56" w:name="ref-good2005permutation"/>
     <w:p>
       <w:pPr>
         <w:pStyle w:val="Bibliography"/>
@@ -16990,7 +17022,7 @@
       <w:r>
         <w:t xml:space="preserve"> </w:t>
       </w:r>
-      <w:hyperlink r:id="rId56">
+      <w:hyperlink r:id="rId55">
         <w:r>
           <w:rPr>
             <w:rStyle w:val="Hyperlink"/>
@@ -17002,23 +17034,23 @@
         <w:t xml:space="preserve">.</w:t>
       </w:r>
     </w:p>
-    <w:bookmarkEnd w:id="57"/>
-    <w:bookmarkStart w:id="58" w:name="ref-hoggtanis2015"/>
+    <w:bookmarkEnd w:id="56"/>
+    <w:bookmarkStart w:id="57" w:name="ref-hoggtanis2015"/>
     <w:p>
       <w:pPr>
         <w:pStyle w:val="Bibliography"/>
       </w:pPr>
-      <w:ins w:id="10" w:author="PR Preview" w:date="2026-01-01T00:00:00Z">
+      <w:ins w:id="16" w:author="PR Preview" w:date="2026-01-01T00:00:00Z">
         <w:r>
           <w:t xml:space="preserve">Hogg, Robert V., Elliot A. Tanis, and Dale L. Zimmerman. 2019.</w:t>
         </w:r>
       </w:ins>
-      <w:ins w:id="11" w:author="PR Preview" w:date="2026-01-01T00:00:00Z">
+      <w:ins w:id="17" w:author="PR Preview" w:date="2026-01-01T00:00:00Z">
         <w:r>
           <w:t xml:space="preserve"> </w:t>
         </w:r>
       </w:ins>
-      <w:ins w:id="12" w:author="PR Preview" w:date="2026-01-01T00:00:00Z">
+      <w:ins w:id="18" w:author="PR Preview" w:date="2026-01-01T00:00:00Z">
         <w:r>
           <w:rPr>
             <w:i/>
@@ -17027,14 +17059,14 @@
           <w:t xml:space="preserve">Probability and Statistical Inference</w:t>
         </w:r>
       </w:ins>
-      <w:ins w:id="13" w:author="PR Preview" w:date="2026-01-01T00:00:00Z">
+      <w:ins w:id="19" w:author="PR Preview" w:date="2026-01-01T00:00:00Z">
         <w:r>
           <w:t xml:space="preserve">. Tenth edition. Pearson.</w:t>
         </w:r>
       </w:ins>
     </w:p>
-    <w:bookmarkEnd w:id="58"/>
-    <w:bookmarkStart w:id="60" w:name="ref-james2021islr2e"/>
+    <w:bookmarkEnd w:id="57"/>
+    <w:bookmarkStart w:id="59" w:name="ref-james2021islr2e"/>
     <w:p>
       <w:pPr>
         <w:pStyle w:val="Bibliography"/>
@@ -17072,7 +17104,7 @@
       <w:r>
         <w:t xml:space="preserve"> </w:t>
       </w:r>
-      <w:hyperlink r:id="rId59">
+      <w:hyperlink r:id="rId58">
         <w:r>
           <w:rPr>
             <w:rStyle w:val="Hyperlink"/>
@@ -17084,8 +17116,8 @@
         <w:t xml:space="preserve">.</w:t>
       </w:r>
     </w:p>
-    <w:bookmarkEnd w:id="60"/>
-    <w:bookmarkStart w:id="62" w:name="ref-khan2001classification"/>
+    <w:bookmarkEnd w:id="59"/>
+    <w:bookmarkStart w:id="61" w:name="ref-khan2001classification"/>
     <w:p>
       <w:pPr>
         <w:pStyle w:val="Bibliography"/>
@@ -17118,7 +17150,7 @@
       <w:r>
         <w:t xml:space="preserve"> </w:t>
       </w:r>
-      <w:hyperlink r:id="rId61">
+      <w:hyperlink r:id="rId60">
         <w:r>
           <w:rPr>
             <w:rStyle w:val="Hyperlink"/>
@@ -17130,8 +17162,8 @@
         <w:t xml:space="preserve">.</w:t>
       </w:r>
     </w:p>
-    <w:bookmarkEnd w:id="62"/>
-    <w:bookmarkStart w:id="64" w:name="ref-phipson2010permutation"/>
+    <w:bookmarkEnd w:id="61"/>
+    <w:bookmarkStart w:id="63" w:name="ref-phipson2010permutation"/>
     <w:p>
       <w:pPr>
         <w:pStyle w:val="Bibliography"/>
@@ -17164,7 +17196,7 @@
       <w:r>
         <w:t xml:space="preserve"> </w:t>
       </w:r>
-      <w:hyperlink r:id="rId63">
+      <w:hyperlink r:id="rId62">
         <w:r>
           <w:rPr>
             <w:rStyle w:val="Hyperlink"/>
@@ -17175,6 +17207,37 @@
       <w:r>
         <w:t xml:space="preserve">.</w:t>
       </w:r>
+    </w:p>
+    <w:bookmarkEnd w:id="63"/>
+    <w:bookmarkStart w:id="64" w:name="ref-rice2007mathematical"/>
+    <w:p>
+      <w:pPr>
+        <w:pStyle w:val="Bibliography"/>
+      </w:pPr>
+      <w:ins w:id="20" w:author="PR Preview" w:date="2026-01-01T00:00:00Z">
+        <w:r>
+          <w:t xml:space="preserve">Rice, John A. 2007.</w:t>
+        </w:r>
+      </w:ins>
+      <w:ins w:id="21" w:author="PR Preview" w:date="2026-01-01T00:00:00Z">
+        <w:r>
+          <w:t xml:space="preserve"> </w:t>
+        </w:r>
+      </w:ins>
+      <w:ins w:id="22" w:author="PR Preview" w:date="2026-01-01T00:00:00Z">
+        <w:r>
+          <w:rPr>
+            <w:i/>
+            <w:iCs/>
+          </w:rPr>
+          <w:t xml:space="preserve">Mathematical Statistics and Data Analysis</w:t>
+        </w:r>
+      </w:ins>
+      <w:ins w:id="23" w:author="PR Preview" w:date="2026-01-01T00:00:00Z">
+        <w:r>
+          <w:t xml:space="preserve">. 3rd ed. Cengage Learning.</w:t>
+        </w:r>
+      </w:ins>
     </w:p>
     <w:bookmarkEnd w:id="64"/>
     <w:bookmarkEnd w:id="65"/>

--- a/pr-preview/pr-204/permutation-tests-handout-tracked-changes.docx
+++ b/pr-preview/pr-204/permutation-tests-handout-tracked-changes.docx
@@ -16,7 +16,7 @@
       </w:pPr>
       <w:del w:id="1" w:author="PR Preview" w:date="2026-01-01T00:00:00Z">
         <w:r>
-          <w:delText xml:space="preserve">Last modified: 2026-10-15 08:36:30 (PDT)</w:delText>
+          <w:delText xml:space="preserve">Last modified: 2026-10-15 12:42:47 (PDT)</w:delText>
         </w:r>
       </w:del>
     </w:p>
@@ -26,7 +26,7 @@
       </w:pPr>
       <w:ins w:id="2" w:author="PR Preview" w:date="2026-01-01T00:00:00Z">
         <w:r>
-          <w:t xml:space="preserve">Last modified: 2026-10-15 08:46:14 (PDT)</w:t>
+          <w:t xml:space="preserve">Last modified: 2026-10-15 12:50:24 (PDT)</w:t>
         </w:r>
       </w:ins>
     </w:p>

--- a/pr-preview/pr-204/permutation-tests-handout-tracked-changes.docx
+++ b/pr-preview/pr-204/permutation-tests-handout-tracked-changes.docx
@@ -16,7 +16,7 @@
       </w:pPr>
       <w:del w:id="1" w:author="PR Preview" w:date="2026-01-01T00:00:00Z">
         <w:r>
-          <w:delText xml:space="preserve">Last modified: 2026-10-15 12:42:47 (PDT)</w:delText>
+          <w:delText xml:space="preserve">Last modified: 2026-10-15 12:56:30 (PDT)</w:delText>
         </w:r>
       </w:del>
     </w:p>
@@ -26,7 +26,7 @@
       </w:pPr>
       <w:ins w:id="2" w:author="PR Preview" w:date="2026-01-01T00:00:00Z">
         <w:r>
-          <w:t xml:space="preserve">Last modified: 2026-10-15 12:50:24 (PDT)</w:t>
+          <w:t xml:space="preserve">Last modified: 2026-10-15 13:07:45 (PDT)</w:t>
         </w:r>
       </w:ins>
     </w:p>
@@ -11214,7 +11214,7 @@
     </w:p>
     <w:bookmarkEnd w:id="36"/>
     <w:bookmarkEnd w:id="37"/>
-    <w:bookmarkStart w:id="50" w:name="sec-monte-carlo-permutation"/>
+    <w:bookmarkStart w:id="48" w:name="sec-monte-carlo-permutation"/>
     <w:p>
       <w:pPr>
         <w:pStyle w:val="Heading2"/>
@@ -12932,7 +12932,7 @@
       </w:r>
     </w:p>
     <w:bookmarkEnd w:id="43"/>
-    <w:bookmarkStart w:id="47" w:name="thm-monte-carlo-p-valid"/>
+    <w:bookmarkStart w:id="44" w:name="thm-monte-carlo-p-valid"/>
     <w:p>
       <w:pPr>
         <w:pStyle w:val="BodyText"/>
@@ -13295,142 +13295,64 @@
         </m:oMath>
       </m:oMathPara>
     </w:p>
-    <w:tbl>
-      <w:tblPr>
-        <w:tblStyle w:val="Table"/>
-        <w:tblLook w:firstRow="0" w:lastRow="0" w:firstColumn="0" w:lastColumn="0" w:noHBand="0" w:noVBand="0" w:val="0000"/>
-        <w:tblBorders>
-          <w:top w:val="single" w:sz="4" w:space="0" w:color="0758E5"/>
-          <w:left w:val="single" w:sz="24" w:space="0" w:color="0758E5"/>
-          <w:bottom w:val="single" w:sz="4" w:space="0" w:color="0758E5"/>
-          <w:right w:val="single" w:sz="4" w:space="0" w:color="0758E5"/>
-        </w:tblBorders>
-        <w:tblCellMar>
-          <w:left w:w="144" w:type="dxa"/>
-          <w:right w:w="144" w:type="dxa"/>
-        </w:tblCellMar>
-        <w:tblLook w:firstRow="0" w:lastRow="0" w:firstColumn="0" w:lastColumn="0" w:noHBand="0" w:noVBand="0" w:val="0000"/>
-      </w:tblPr>
-      <w:tr>
-        <w:trPr>
-          <w:cantSplit/>
-        </w:trPr>
-        <w:tc>
-          <w:tcPr>
-            <w:shd w:color="auto" w:fill="dae6fb" w:val="clear"/>
-            <w:tcMar>
-              <w:top w:w="92" w:type="dxa"/>
-              <w:bottom w:w="92" w:type="dxa"/>
-            </w:tcMar>
-          </w:tcPr>
-          <w:p>
-            <w:pPr>
-              <w:pStyle w:val="FirstParagraph"/>
-            </w:pPr>
-            <w:pPr>
-              <w:spacing w:before="0" w:after="0"/>
-              <w:textAlignment w:val="center"/>
-            </w:pPr>
-            <w:r>
-              <w:drawing>
-                <wp:inline>
-                  <wp:extent cx="152400" cy="152400"/>
-                  <wp:effectExtent b="0" l="0" r="0" t="0"/>
-                  <wp:docPr descr="" title="" id="45" name="Picture"/>
-                  <a:graphic>
-                    <a:graphicData uri="http://schemas.openxmlformats.org/drawingml/2006/picture">
-                      <pic:pic>
-                        <pic:nvPicPr>
-                          <pic:cNvPr descr="/opt/quarto/share/formats/docx/note.png" id="46" name="Picture"/>
-                          <pic:cNvPicPr>
-                            <a:picLocks noChangeArrowheads="1" noChangeAspect="1"/>
-                          </pic:cNvPicPr>
-                        </pic:nvPicPr>
-                        <pic:blipFill>
-                          <a:blip r:embed="rId44"/>
-                          <a:stretch>
-                            <a:fillRect/>
-                          </a:stretch>
-                        </pic:blipFill>
-                        <pic:spPr bwMode="auto">
-                          <a:xfrm>
-                            <a:off x="0" y="0"/>
-                            <a:ext cx="152400" cy="152400"/>
-                          </a:xfrm>
-                          <a:prstGeom prst="rect">
-                            <a:avLst/>
-                          </a:prstGeom>
-                          <a:noFill/>
-                          <a:ln w="9525">
-                            <a:noFill/>
-                            <a:headEnd/>
-                            <a:tailEnd/>
-                          </a:ln>
-                        </pic:spPr>
-                      </pic:pic>
-                    </a:graphicData>
-                  </a:graphic>
-                </wp:inline>
-              </w:drawing>
-            </w:r>
-            <w:r>
-              <w:t xml:space="preserve"> </w:t>
-            </w:r>
-            <w:r>
-              <w:t xml:space="preserve"> </w:t>
-            </w:r>
-            <w:r>
-              <w:t xml:space="preserve">Source</w:t>
-            </w:r>
-          </w:p>
-        </w:tc>
-      </w:tr>
-      <w:tr>
-        <w:trPr>
-          <w:cantSplit/>
-        </w:trPr>
-        <w:tc>
-          <w:tcPr>
-            <w:tcMar>
-              <w:top w:w="108" w:type="dxa"/>
-              <w:bottom w:w="108" w:type="dxa"/>
-            </w:tcMar>
-          </w:tcPr>
-          <w:p>
-            <w:pPr>
-              <w:pStyle w:val="BodyText"/>
-            </w:pPr>
-            <w:pPr>
-              <w:spacing w:before="16" w:after="16"/>
-            </w:pPr>
-            <w:r>
-              <w:t xml:space="preserve">Phipson and Smyth</w:t>
-            </w:r>
-            <w:r>
-              <w:t xml:space="preserve"> </w:t>
-            </w:r>
-            <w:r>
-              <w:t xml:space="preserve">(2010)</w:t>
-            </w:r>
-            <w:r>
-              <w:t xml:space="preserve"> </w:t>
-            </w:r>
-            <w:r>
-              <w:t xml:space="preserve">show that the Monte Carlo p-value with the added 1 is valid for random permutations.</w:t>
-            </w:r>
-            <w:r>
-              <w:t xml:space="preserve"> </w:t>
-            </w:r>
-            <w:r>
-              <w:t xml:space="preserve">The proof is omitted here.</w:t>
-            </w:r>
-          </w:p>
-          <w:p/>
-        </w:tc>
-      </w:tr>
-    </w:tbl>
-    <w:bookmarkEnd w:id="47"/>
-    <w:bookmarkStart w:id="48" w:name="exm-monte-carlo-p-valid"/>
+    <w:bookmarkEnd w:id="44"/>
+    <w:bookmarkStart w:id="45" w:name="rem-source-monte-carlo-p-valid"/>
+    <w:p>
+      <w:pPr>
+        <w:pStyle w:val="FirstParagraph"/>
+      </w:pPr>
+      <w:ins w:id="12" w:author="PR Preview" w:date="2026-01-01T00:00:00Z">
+        <w:r>
+          <w:rPr>
+            <w:i/>
+            <w:iCs/>
+          </w:rPr>
+          <w:t xml:space="preserve">Remark 2</w:t>
+        </w:r>
+      </w:ins>
+      <w:ins w:id="13" w:author="PR Preview" w:date="2026-01-01T00:00:00Z">
+        <w:r>
+          <w:t xml:space="preserve"> (Source: The Monte Carlo permutation p-value is valid). </w:t>
+        </w:r>
+      </w:ins>
+      <w:ins w:id="14" w:author="PR Preview" w:date="2026-01-01T00:00:00Z">
+        <w:r>
+          <w:t xml:space="preserve">Phipson and Smyth</w:t>
+        </w:r>
+      </w:ins>
+      <w:ins w:id="15" w:author="PR Preview" w:date="2026-01-01T00:00:00Z">
+        <w:r>
+          <w:t xml:space="preserve"> </w:t>
+        </w:r>
+      </w:ins>
+      <w:ins w:id="16" w:author="PR Preview" w:date="2026-01-01T00:00:00Z">
+        <w:r>
+          <w:t xml:space="preserve">(2010)</w:t>
+        </w:r>
+      </w:ins>
+      <w:ins w:id="17" w:author="PR Preview" w:date="2026-01-01T00:00:00Z">
+        <w:r>
+          <w:t xml:space="preserve"> </w:t>
+        </w:r>
+      </w:ins>
+      <w:ins w:id="18" w:author="PR Preview" w:date="2026-01-01T00:00:00Z">
+        <w:r>
+          <w:t xml:space="preserve">show that the Monte Carlo p-value with the added 1 is valid for random permutations.</w:t>
+        </w:r>
+      </w:ins>
+      <w:ins w:id="19" w:author="PR Preview" w:date="2026-01-01T00:00:00Z">
+        <w:r>
+          <w:t xml:space="preserve"> </w:t>
+        </w:r>
+      </w:ins>
+      <w:ins w:id="20" w:author="PR Preview" w:date="2026-01-01T00:00:00Z">
+        <w:r>
+          <w:t xml:space="preserve">The proof is omitted here.</w:t>
+        </w:r>
+      </w:ins>
+    </w:p>
+    <w:bookmarkEnd w:id="45"/>
+    <w:bookmarkStart w:id="46" w:name="exm-monte-carlo-p-valid"/>
     <w:p>
       <w:pPr>
         <w:pStyle w:val="BodyText"/>
@@ -14514,48 +14436,66 @@
         <w:t xml:space="preserve">to be a round number such as 100 makes the grid easy to read.</w:t>
       </w:r>
     </w:p>
-    <w:bookmarkEnd w:id="48"/>
-    <w:bookmarkStart w:id="49" w:name="rem-plus-one"/>
+    <w:bookmarkEnd w:id="46"/>
+    <w:bookmarkStart w:id="47" w:name="rem-plus-one"/>
     <w:p>
       <w:pPr>
         <w:pStyle w:val="BodyText"/>
       </w:pPr>
-      <w:r>
-        <w:rPr>
-          <w:i/>
-          <w:iCs/>
-        </w:rPr>
-        <w:t xml:space="preserve">Remark 2</w:t>
-      </w:r>
-      <w:r>
-        <w:t xml:space="preserve"> (Why add 1). </w:t>
-      </w:r>
-      <w:r>
-        <w:t xml:space="preserve">Without the 1, a data set whose statistic exceeds all</w:t>
-      </w:r>
-      <w:r>
-        <w:t xml:space="preserve"> </w:t>
-      </w:r>
+      <w:del w:id="21" w:author="PR Preview" w:date="2026-01-01T00:00:00Z">
+        <w:r>
+          <w:rPr>
+            <w:i/>
+            <w:iCs/>
+          </w:rPr>
+          <w:delText xml:space="preserve">Remark 2</w:delText>
+        </w:r>
+      </w:del>
+      <w:del w:id="22" w:author="PR Preview" w:date="2026-01-01T00:00:00Z">
+        <w:r>
+          <w:delText xml:space="preserve"> (Why add 1). </w:delText>
+        </w:r>
+      </w:del>
+      <w:del w:id="23" w:author="PR Preview" w:date="2026-01-01T00:00:00Z">
+        <w:r>
+          <w:delText xml:space="preserve">Without the 1, a data set whose statistic exceeds all</w:delText>
+        </w:r>
+      </w:del>
+      <w:del w:id="24" w:author="PR Preview" w:date="2026-01-01T00:00:00Z">
+        <w:r>
+          <w:delText xml:space="preserve"> </w:delText>
+        </w:r>
+      </w:del>
       <m:oMath>
         <m:r>
           <m:t>B</m:t>
         </m:r>
       </m:oMath>
-      <w:r>
-        <w:t xml:space="preserve"> </w:t>
-      </w:r>
-      <w:r>
-        <w:t xml:space="preserve">permuted statistics would get a p-value of 0,</w:t>
-      </w:r>
-      <w:r>
-        <w:t xml:space="preserve"> </w:t>
-      </w:r>
-      <w:r>
-        <w:t xml:space="preserve">which claims that the observed result is impossible under</w:t>
-      </w:r>
-      <w:r>
-        <w:t xml:space="preserve"> </w:t>
-      </w:r>
+      <w:del w:id="25" w:author="PR Preview" w:date="2026-01-01T00:00:00Z">
+        <w:r>
+          <w:delText xml:space="preserve"> </w:delText>
+        </w:r>
+      </w:del>
+      <w:del w:id="26" w:author="PR Preview" w:date="2026-01-01T00:00:00Z">
+        <w:r>
+          <w:delText xml:space="preserve">permuted statistics would get a p-value of 0,</w:delText>
+        </w:r>
+      </w:del>
+      <w:del w:id="27" w:author="PR Preview" w:date="2026-01-01T00:00:00Z">
+        <w:r>
+          <w:delText xml:space="preserve"> </w:delText>
+        </w:r>
+      </w:del>
+      <w:del w:id="28" w:author="PR Preview" w:date="2026-01-01T00:00:00Z">
+        <w:r>
+          <w:delText xml:space="preserve">which claims that the observed result is impossible under</w:delText>
+        </w:r>
+      </w:del>
+      <w:del w:id="29" w:author="PR Preview" w:date="2026-01-01T00:00:00Z">
+        <w:r>
+          <w:delText xml:space="preserve"> </w:delText>
+        </w:r>
+      </w:del>
       <m:oMath>
         <m:sSub>
           <m:e>
@@ -14570,18 +14510,26 @@
           </m:sub>
         </m:sSub>
       </m:oMath>
-      <w:r>
-        <w:t xml:space="preserve">.</w:t>
-      </w:r>
-      <w:r>
-        <w:t xml:space="preserve"> </w:t>
-      </w:r>
-      <w:r>
-        <w:t xml:space="preserve">Under</w:t>
-      </w:r>
-      <w:r>
-        <w:t xml:space="preserve"> </w:t>
-      </w:r>
+      <w:del w:id="30" w:author="PR Preview" w:date="2026-01-01T00:00:00Z">
+        <w:r>
+          <w:delText xml:space="preserve">.</w:delText>
+        </w:r>
+      </w:del>
+      <w:del w:id="31" w:author="PR Preview" w:date="2026-01-01T00:00:00Z">
+        <w:r>
+          <w:delText xml:space="preserve"> </w:delText>
+        </w:r>
+      </w:del>
+      <w:del w:id="32" w:author="PR Preview" w:date="2026-01-01T00:00:00Z">
+        <w:r>
+          <w:delText xml:space="preserve">Under</w:delText>
+        </w:r>
+      </w:del>
+      <w:del w:id="33" w:author="PR Preview" w:date="2026-01-01T00:00:00Z">
+        <w:r>
+          <w:delText xml:space="preserve"> </w:delText>
+        </w:r>
+      </w:del>
       <m:oMath>
         <m:sSub>
           <m:e>
@@ -14596,12 +14544,16 @@
           </m:sub>
         </m:sSub>
       </m:oMath>
-      <w:r>
-        <w:t xml:space="preserve">, with no ties, that happens with probability</w:t>
-      </w:r>
-      <w:r>
-        <w:t xml:space="preserve"> </w:t>
-      </w:r>
+      <w:del w:id="34" w:author="PR Preview" w:date="2026-01-01T00:00:00Z">
+        <w:r>
+          <w:delText xml:space="preserve">, with no ties, that happens with probability</w:delText>
+        </w:r>
+      </w:del>
+      <w:del w:id="35" w:author="PR Preview" w:date="2026-01-01T00:00:00Z">
+        <w:r>
+          <w:delText xml:space="preserve"> </w:delText>
+        </w:r>
+      </w:del>
       <m:oMath>
         <m:r>
           <m:t>1</m:t>
@@ -14637,18 +14589,26 @@
           <m:t>)</m:t>
         </m:r>
       </m:oMath>
-      <w:r>
-        <w:t xml:space="preserve">,</w:t>
-      </w:r>
-      <w:r>
-        <w:t xml:space="preserve"> </w:t>
-      </w:r>
-      <w:r>
-        <w:t xml:space="preserve">because the observed statistic is equally likely to be any one of the</w:t>
-      </w:r>
-      <w:r>
-        <w:t xml:space="preserve"> </w:t>
-      </w:r>
+      <w:del w:id="36" w:author="PR Preview" w:date="2026-01-01T00:00:00Z">
+        <w:r>
+          <w:delText xml:space="preserve">,</w:delText>
+        </w:r>
+      </w:del>
+      <w:del w:id="37" w:author="PR Preview" w:date="2026-01-01T00:00:00Z">
+        <w:r>
+          <w:delText xml:space="preserve"> </w:delText>
+        </w:r>
+      </w:del>
+      <w:del w:id="38" w:author="PR Preview" w:date="2026-01-01T00:00:00Z">
+        <w:r>
+          <w:delText xml:space="preserve">because the observed statistic is equally likely to be any one of the</w:delText>
+        </w:r>
+      </w:del>
+      <w:del w:id="39" w:author="PR Preview" w:date="2026-01-01T00:00:00Z">
+        <w:r>
+          <w:delText xml:space="preserve"> </w:delText>
+        </w:r>
+      </w:del>
       <m:oMath>
         <m:r>
           <m:t>B</m:t>
@@ -14663,27 +14623,41 @@
           <m:t>1</m:t>
         </m:r>
       </m:oMath>
-      <w:r>
-        <w:t xml:space="preserve"> </w:t>
-      </w:r>
-      <w:r>
-        <w:t xml:space="preserve">values it is compared with.</w:t>
-      </w:r>
-      <w:r>
-        <w:t xml:space="preserve"> </w:t>
-      </w:r>
-      <w:r>
-        <w:t xml:space="preserve">A p-value that equals 0 with positive probability is not valid.</w:t>
-      </w:r>
-      <w:r>
-        <w:t xml:space="preserve"> </w:t>
-      </w:r>
-      <w:r>
-        <w:t xml:space="preserve">With the 1, the smallest value of</w:t>
-      </w:r>
-      <w:r>
-        <w:t xml:space="preserve"> </w:t>
-      </w:r>
+      <w:del w:id="40" w:author="PR Preview" w:date="2026-01-01T00:00:00Z">
+        <w:r>
+          <w:delText xml:space="preserve"> </w:delText>
+        </w:r>
+      </w:del>
+      <w:del w:id="41" w:author="PR Preview" w:date="2026-01-01T00:00:00Z">
+        <w:r>
+          <w:delText xml:space="preserve">values it is compared with.</w:delText>
+        </w:r>
+      </w:del>
+      <w:del w:id="42" w:author="PR Preview" w:date="2026-01-01T00:00:00Z">
+        <w:r>
+          <w:delText xml:space="preserve"> </w:delText>
+        </w:r>
+      </w:del>
+      <w:del w:id="43" w:author="PR Preview" w:date="2026-01-01T00:00:00Z">
+        <w:r>
+          <w:delText xml:space="preserve">A p-value that equals 0 with positive probability is not valid.</w:delText>
+        </w:r>
+      </w:del>
+      <w:del w:id="44" w:author="PR Preview" w:date="2026-01-01T00:00:00Z">
+        <w:r>
+          <w:delText xml:space="preserve"> </w:delText>
+        </w:r>
+      </w:del>
+      <w:del w:id="45" w:author="PR Preview" w:date="2026-01-01T00:00:00Z">
+        <w:r>
+          <w:delText xml:space="preserve">With the 1, the smallest value of</w:delText>
+        </w:r>
+      </w:del>
+      <w:del w:id="46" w:author="PR Preview" w:date="2026-01-01T00:00:00Z">
+        <w:r>
+          <w:delText xml:space="preserve"> </w:delText>
+        </w:r>
+      </w:del>
       <m:oMath>
         <m:sSub>
           <m:e>
@@ -14709,15 +14683,21 @@
           </m:sub>
         </m:sSub>
       </m:oMath>
-      <w:r>
-        <w:t xml:space="preserve"> </w:t>
-      </w:r>
-      <w:r>
-        <w:t xml:space="preserve">is</w:t>
-      </w:r>
-      <w:r>
-        <w:t xml:space="preserve"> </w:t>
-      </w:r>
+      <w:del w:id="47" w:author="PR Preview" w:date="2026-01-01T00:00:00Z">
+        <w:r>
+          <w:delText xml:space="preserve"> </w:delText>
+        </w:r>
+      </w:del>
+      <w:del w:id="48" w:author="PR Preview" w:date="2026-01-01T00:00:00Z">
+        <w:r>
+          <w:delText xml:space="preserve">is</w:delText>
+        </w:r>
+      </w:del>
+      <w:del w:id="49" w:author="PR Preview" w:date="2026-01-01T00:00:00Z">
+        <w:r>
+          <w:delText xml:space="preserve"> </w:delText>
+        </w:r>
+      </w:del>
       <m:oMath>
         <m:r>
           <m:t>1</m:t>
@@ -14753,33 +14733,336 @@
           <m:t>)</m:t>
         </m:r>
       </m:oMath>
-      <w:r>
-        <w:t xml:space="preserve">.</w:t>
-      </w:r>
+      <w:del w:id="50" w:author="PR Preview" w:date="2026-01-01T00:00:00Z">
+        <w:r>
+          <w:delText xml:space="preserve">.</w:delText>
+        </w:r>
+      </w:del>
     </w:p>
-    <w:bookmarkEnd w:id="49"/>
     <w:p>
       <w:pPr>
         <w:pStyle w:val="BodyText"/>
       </w:pPr>
-      <w:ins w:id="12" w:author="PR Preview" w:date="2026-01-01T00:00:00Z">
+      <w:ins w:id="51" w:author="PR Preview" w:date="2026-01-01T00:00:00Z">
+        <w:r>
+          <w:rPr>
+            <w:i/>
+            <w:iCs/>
+          </w:rPr>
+          <w:t xml:space="preserve">Remark 3</w:t>
+        </w:r>
+      </w:ins>
+      <w:ins w:id="52" w:author="PR Preview" w:date="2026-01-01T00:00:00Z">
+        <w:r>
+          <w:t xml:space="preserve"> (Why add 1). </w:t>
+        </w:r>
+      </w:ins>
+      <w:ins w:id="53" w:author="PR Preview" w:date="2026-01-01T00:00:00Z">
+        <w:r>
+          <w:t xml:space="preserve">Without the 1, a data set whose statistic exceeds all</w:t>
+        </w:r>
+      </w:ins>
+      <w:ins w:id="54" w:author="PR Preview" w:date="2026-01-01T00:00:00Z">
+        <w:r>
+          <w:t xml:space="preserve"> </w:t>
+        </w:r>
+      </w:ins>
+      <m:oMath>
+        <m:r>
+          <m:t>B</m:t>
+        </m:r>
+      </m:oMath>
+      <w:ins w:id="55" w:author="PR Preview" w:date="2026-01-01T00:00:00Z">
+        <w:r>
+          <w:t xml:space="preserve"> </w:t>
+        </w:r>
+      </w:ins>
+      <w:ins w:id="56" w:author="PR Preview" w:date="2026-01-01T00:00:00Z">
+        <w:r>
+          <w:t xml:space="preserve">permuted statistics would get a p-value of 0,</w:t>
+        </w:r>
+      </w:ins>
+      <w:ins w:id="57" w:author="PR Preview" w:date="2026-01-01T00:00:00Z">
+        <w:r>
+          <w:t xml:space="preserve"> </w:t>
+        </w:r>
+      </w:ins>
+      <w:ins w:id="58" w:author="PR Preview" w:date="2026-01-01T00:00:00Z">
+        <w:r>
+          <w:t xml:space="preserve">which claims that the observed result is impossible under</w:t>
+        </w:r>
+      </w:ins>
+      <w:ins w:id="59" w:author="PR Preview" w:date="2026-01-01T00:00:00Z">
+        <w:r>
+          <w:t xml:space="preserve"> </w:t>
+        </w:r>
+      </w:ins>
+      <m:oMath>
+        <m:sSub>
+          <m:e>
+            <m:r>
+              <m:t>H</m:t>
+            </m:r>
+          </m:e>
+          <m:sub>
+            <m:r>
+              <m:t>0</m:t>
+            </m:r>
+          </m:sub>
+        </m:sSub>
+      </m:oMath>
+      <w:ins w:id="60" w:author="PR Preview" w:date="2026-01-01T00:00:00Z">
+        <w:r>
+          <w:t xml:space="preserve">.</w:t>
+        </w:r>
+      </w:ins>
+      <w:ins w:id="61" w:author="PR Preview" w:date="2026-01-01T00:00:00Z">
+        <w:r>
+          <w:t xml:space="preserve"> </w:t>
+        </w:r>
+      </w:ins>
+      <w:ins w:id="62" w:author="PR Preview" w:date="2026-01-01T00:00:00Z">
+        <w:r>
+          <w:t xml:space="preserve">Under</w:t>
+        </w:r>
+      </w:ins>
+      <w:ins w:id="63" w:author="PR Preview" w:date="2026-01-01T00:00:00Z">
+        <w:r>
+          <w:t xml:space="preserve"> </w:t>
+        </w:r>
+      </w:ins>
+      <m:oMath>
+        <m:sSub>
+          <m:e>
+            <m:r>
+              <m:t>H</m:t>
+            </m:r>
+          </m:e>
+          <m:sub>
+            <m:r>
+              <m:t>0</m:t>
+            </m:r>
+          </m:sub>
+        </m:sSub>
+      </m:oMath>
+      <w:ins w:id="64" w:author="PR Preview" w:date="2026-01-01T00:00:00Z">
+        <w:r>
+          <w:t xml:space="preserve">, with no ties, that happens with probability</w:t>
+        </w:r>
+      </w:ins>
+      <w:ins w:id="65" w:author="PR Preview" w:date="2026-01-01T00:00:00Z">
+        <w:r>
+          <w:t xml:space="preserve"> </w:t>
+        </w:r>
+      </w:ins>
+      <m:oMath>
+        <m:r>
+          <m:t>1</m:t>
+        </m:r>
+        <m:r>
+          <m:rPr>
+            <m:sty m:val="p"/>
+          </m:rPr>
+          <m:t>/</m:t>
+        </m:r>
+        <m:r>
+          <m:rPr>
+            <m:sty m:val="p"/>
+          </m:rPr>
+          <m:t>(</m:t>
+        </m:r>
+        <m:r>
+          <m:t>B</m:t>
+        </m:r>
+        <m:r>
+          <m:rPr>
+            <m:sty m:val="p"/>
+          </m:rPr>
+          <m:t>+</m:t>
+        </m:r>
+        <m:r>
+          <m:t>1</m:t>
+        </m:r>
+        <m:r>
+          <m:rPr>
+            <m:sty m:val="p"/>
+          </m:rPr>
+          <m:t>)</m:t>
+        </m:r>
+      </m:oMath>
+      <w:ins w:id="66" w:author="PR Preview" w:date="2026-01-01T00:00:00Z">
+        <w:r>
+          <w:t xml:space="preserve">,</w:t>
+        </w:r>
+      </w:ins>
+      <w:ins w:id="67" w:author="PR Preview" w:date="2026-01-01T00:00:00Z">
+        <w:r>
+          <w:t xml:space="preserve"> </w:t>
+        </w:r>
+      </w:ins>
+      <w:ins w:id="68" w:author="PR Preview" w:date="2026-01-01T00:00:00Z">
+        <w:r>
+          <w:t xml:space="preserve">because the observed statistic is equally likely to be any one of the</w:t>
+        </w:r>
+      </w:ins>
+      <w:ins w:id="69" w:author="PR Preview" w:date="2026-01-01T00:00:00Z">
+        <w:r>
+          <w:t xml:space="preserve"> </w:t>
+        </w:r>
+      </w:ins>
+      <m:oMath>
+        <m:r>
+          <m:t>B</m:t>
+        </m:r>
+        <m:r>
+          <m:rPr>
+            <m:sty m:val="p"/>
+          </m:rPr>
+          <m:t>+</m:t>
+        </m:r>
+        <m:r>
+          <m:t>1</m:t>
+        </m:r>
+      </m:oMath>
+      <w:ins w:id="70" w:author="PR Preview" w:date="2026-01-01T00:00:00Z">
+        <w:r>
+          <w:t xml:space="preserve"> </w:t>
+        </w:r>
+      </w:ins>
+      <w:ins w:id="71" w:author="PR Preview" w:date="2026-01-01T00:00:00Z">
+        <w:r>
+          <w:t xml:space="preserve">values it is compared with.</w:t>
+        </w:r>
+      </w:ins>
+      <w:ins w:id="72" w:author="PR Preview" w:date="2026-01-01T00:00:00Z">
+        <w:r>
+          <w:t xml:space="preserve"> </w:t>
+        </w:r>
+      </w:ins>
+      <w:ins w:id="73" w:author="PR Preview" w:date="2026-01-01T00:00:00Z">
+        <w:r>
+          <w:t xml:space="preserve">A p-value that equals 0 with positive probability is not valid.</w:t>
+        </w:r>
+      </w:ins>
+      <w:ins w:id="74" w:author="PR Preview" w:date="2026-01-01T00:00:00Z">
+        <w:r>
+          <w:t xml:space="preserve"> </w:t>
+        </w:r>
+      </w:ins>
+      <w:ins w:id="75" w:author="PR Preview" w:date="2026-01-01T00:00:00Z">
+        <w:r>
+          <w:t xml:space="preserve">With the 1, the smallest value of</w:t>
+        </w:r>
+      </w:ins>
+      <w:ins w:id="76" w:author="PR Preview" w:date="2026-01-01T00:00:00Z">
+        <w:r>
+          <w:t xml:space="preserve"> </w:t>
+        </w:r>
+      </w:ins>
+      <m:oMath>
+        <m:sSub>
+          <m:e>
+            <m:acc>
+              <m:accPr>
+                <m:chr m:val="̂"/>
+              </m:accPr>
+              <m:e>
+                <m:r>
+                  <m:t>p</m:t>
+                </m:r>
+              </m:e>
+            </m:acc>
+          </m:e>
+          <m:sub>
+            <m:r>
+              <m:rPr>
+                <m:nor/>
+                <m:sty m:val="p"/>
+              </m:rPr>
+              <m:t>perm</m:t>
+            </m:r>
+          </m:sub>
+        </m:sSub>
+      </m:oMath>
+      <w:ins w:id="77" w:author="PR Preview" w:date="2026-01-01T00:00:00Z">
+        <w:r>
+          <w:t xml:space="preserve"> </w:t>
+        </w:r>
+      </w:ins>
+      <w:ins w:id="78" w:author="PR Preview" w:date="2026-01-01T00:00:00Z">
+        <w:r>
+          <w:t xml:space="preserve">is</w:t>
+        </w:r>
+      </w:ins>
+      <w:ins w:id="79" w:author="PR Preview" w:date="2026-01-01T00:00:00Z">
+        <w:r>
+          <w:t xml:space="preserve"> </w:t>
+        </w:r>
+      </w:ins>
+      <m:oMath>
+        <m:r>
+          <m:t>1</m:t>
+        </m:r>
+        <m:r>
+          <m:rPr>
+            <m:sty m:val="p"/>
+          </m:rPr>
+          <m:t>/</m:t>
+        </m:r>
+        <m:r>
+          <m:rPr>
+            <m:sty m:val="p"/>
+          </m:rPr>
+          <m:t>(</m:t>
+        </m:r>
+        <m:r>
+          <m:t>B</m:t>
+        </m:r>
+        <m:r>
+          <m:rPr>
+            <m:sty m:val="p"/>
+          </m:rPr>
+          <m:t>+</m:t>
+        </m:r>
+        <m:r>
+          <m:t>1</m:t>
+        </m:r>
+        <m:r>
+          <m:rPr>
+            <m:sty m:val="p"/>
+          </m:rPr>
+          <m:t>)</m:t>
+        </m:r>
+      </m:oMath>
+      <w:ins w:id="80" w:author="PR Preview" w:date="2026-01-01T00:00:00Z">
+        <w:r>
+          <w:t xml:space="preserve">.</w:t>
+        </w:r>
+      </w:ins>
+    </w:p>
+    <w:bookmarkEnd w:id="47"/>
+    <w:p>
+      <w:pPr>
+        <w:pStyle w:val="BodyText"/>
+      </w:pPr>
+      <w:ins w:id="81" w:author="PR Preview" w:date="2026-01-01T00:00:00Z">
         <w:r>
           <w:t xml:space="preserve">Hogg et al. (2019, sec. 7.7, pp. 353–360)</w:t>
         </w:r>
       </w:ins>
-      <w:ins w:id="13" w:author="PR Preview" w:date="2026-01-01T00:00:00Z">
+      <w:ins w:id="82" w:author="PR Preview" w:date="2026-01-01T00:00:00Z">
         <w:r>
           <w:t xml:space="preserve"> </w:t>
         </w:r>
       </w:ins>
-      <w:ins w:id="14" w:author="PR Preview" w:date="2026-01-01T00:00:00Z">
+      <w:ins w:id="83" w:author="PR Preview" w:date="2026-01-01T00:00:00Z">
         <w:r>
           <w:t xml:space="preserve">covers resampling methods.</w:t>
         </w:r>
       </w:ins>
     </w:p>
-    <w:bookmarkEnd w:id="50"/>
-    <w:bookmarkStart w:id="53" w:name="sec-permutation-multiple-testing"/>
+    <w:bookmarkEnd w:id="48"/>
+    <w:bookmarkStart w:id="51" w:name="sec-permutation-multiple-testing"/>
     <w:p>
       <w:pPr>
         <w:pStyle w:val="Heading2"/>
@@ -14788,7 +15071,7 @@
         <w:t xml:space="preserve">5 Permutation tests and multiple testing</w:t>
       </w:r>
     </w:p>
-    <w:bookmarkStart w:id="52" w:name="exm-permutation-all-genes"/>
+    <w:bookmarkStart w:id="50" w:name="exm-permutation-all-genes"/>
     <w:p>
       <w:pPr>
         <w:pStyle w:val="FirstParagraph"/>
@@ -16440,7 +16723,7 @@
       <w:r>
         <w:t xml:space="preserve"> </w:t>
       </w:r>
-      <w:hyperlink r:id="rId51">
+      <w:hyperlink r:id="rId49">
         <w:r>
           <w:rPr>
             <w:rStyle w:val="Hyperlink"/>
@@ -16914,9 +17197,9 @@
         <w:t xml:space="preserve">The two sets of p-values give BH rejection counts of 249 and 250.</w:t>
       </w:r>
     </w:p>
-    <w:bookmarkEnd w:id="52"/>
-    <w:bookmarkEnd w:id="53"/>
-    <w:bookmarkStart w:id="54" w:name="sec-permutation-reading"/>
+    <w:bookmarkEnd w:id="50"/>
+    <w:bookmarkEnd w:id="51"/>
+    <w:bookmarkStart w:id="52" w:name="sec-permutation-reading"/>
     <w:p>
       <w:pPr>
         <w:pStyle w:val="Heading2"/>
@@ -16985,20 +17268,20 @@
         <w:t xml:space="preserve">applies permutation and other resampling methods to multiple testing.</w:t>
       </w:r>
     </w:p>
-    <w:bookmarkEnd w:id="54"/>
-    <w:bookmarkStart w:id="66" w:name="references"/>
+    <w:bookmarkEnd w:id="52"/>
+    <w:bookmarkStart w:id="64" w:name="references"/>
     <w:p>
       <w:pPr>
         <w:pStyle w:val="Heading2"/>
       </w:pPr>
-      <w:ins w:id="15" w:author="PR Preview" w:date="2026-01-01T00:00:00Z">
+      <w:ins w:id="84" w:author="PR Preview" w:date="2026-01-01T00:00:00Z">
         <w:r>
           <w:t xml:space="preserve">References</w:t>
         </w:r>
       </w:ins>
     </w:p>
-    <w:bookmarkStart w:id="65" w:name="refs"/>
-    <w:bookmarkStart w:id="56" w:name="ref-good2005permutation"/>
+    <w:bookmarkStart w:id="63" w:name="refs"/>
+    <w:bookmarkStart w:id="54" w:name="ref-good2005permutation"/>
     <w:p>
       <w:pPr>
         <w:pStyle w:val="Bibliography"/>
@@ -17022,7 +17305,7 @@
       <w:r>
         <w:t xml:space="preserve"> </w:t>
       </w:r>
-      <w:hyperlink r:id="rId55">
+      <w:hyperlink r:id="rId53">
         <w:r>
           <w:rPr>
             <w:rStyle w:val="Hyperlink"/>
@@ -17034,23 +17317,23 @@
         <w:t xml:space="preserve">.</w:t>
       </w:r>
     </w:p>
-    <w:bookmarkEnd w:id="56"/>
-    <w:bookmarkStart w:id="57" w:name="ref-hoggtanis2015"/>
+    <w:bookmarkEnd w:id="54"/>
+    <w:bookmarkStart w:id="55" w:name="ref-hoggtanis2015"/>
     <w:p>
       <w:pPr>
         <w:pStyle w:val="Bibliography"/>
       </w:pPr>
-      <w:ins w:id="16" w:author="PR Preview" w:date="2026-01-01T00:00:00Z">
+      <w:ins w:id="85" w:author="PR Preview" w:date="2026-01-01T00:00:00Z">
         <w:r>
           <w:t xml:space="preserve">Hogg, Robert V., Elliot A. Tanis, and Dale L. Zimmerman. 2019.</w:t>
         </w:r>
       </w:ins>
-      <w:ins w:id="17" w:author="PR Preview" w:date="2026-01-01T00:00:00Z">
+      <w:ins w:id="86" w:author="PR Preview" w:date="2026-01-01T00:00:00Z">
         <w:r>
           <w:t xml:space="preserve"> </w:t>
         </w:r>
       </w:ins>
-      <w:ins w:id="18" w:author="PR Preview" w:date="2026-01-01T00:00:00Z">
+      <w:ins w:id="87" w:author="PR Preview" w:date="2026-01-01T00:00:00Z">
         <w:r>
           <w:rPr>
             <w:i/>
@@ -17059,14 +17342,14 @@
           <w:t xml:space="preserve">Probability and Statistical Inference</w:t>
         </w:r>
       </w:ins>
-      <w:ins w:id="19" w:author="PR Preview" w:date="2026-01-01T00:00:00Z">
+      <w:ins w:id="88" w:author="PR Preview" w:date="2026-01-01T00:00:00Z">
         <w:r>
           <w:t xml:space="preserve">. Tenth edition. Pearson.</w:t>
         </w:r>
       </w:ins>
     </w:p>
-    <w:bookmarkEnd w:id="57"/>
-    <w:bookmarkStart w:id="59" w:name="ref-james2021islr2e"/>
+    <w:bookmarkEnd w:id="55"/>
+    <w:bookmarkStart w:id="57" w:name="ref-james2021islr2e"/>
     <w:p>
       <w:pPr>
         <w:pStyle w:val="Bibliography"/>
@@ -17104,7 +17387,7 @@
       <w:r>
         <w:t xml:space="preserve"> </w:t>
       </w:r>
-      <w:hyperlink r:id="rId58">
+      <w:hyperlink r:id="rId56">
         <w:r>
           <w:rPr>
             <w:rStyle w:val="Hyperlink"/>
@@ -17116,8 +17399,8 @@
         <w:t xml:space="preserve">.</w:t>
       </w:r>
     </w:p>
-    <w:bookmarkEnd w:id="59"/>
-    <w:bookmarkStart w:id="61" w:name="ref-khan2001classification"/>
+    <w:bookmarkEnd w:id="57"/>
+    <w:bookmarkStart w:id="59" w:name="ref-khan2001classification"/>
     <w:p>
       <w:pPr>
         <w:pStyle w:val="Bibliography"/>
@@ -17150,7 +17433,7 @@
       <w:r>
         <w:t xml:space="preserve"> </w:t>
       </w:r>
-      <w:hyperlink r:id="rId60">
+      <w:hyperlink r:id="rId58">
         <w:r>
           <w:rPr>
             <w:rStyle w:val="Hyperlink"/>
@@ -17162,8 +17445,8 @@
         <w:t xml:space="preserve">.</w:t>
       </w:r>
     </w:p>
-    <w:bookmarkEnd w:id="61"/>
-    <w:bookmarkStart w:id="63" w:name="ref-phipson2010permutation"/>
+    <w:bookmarkEnd w:id="59"/>
+    <w:bookmarkStart w:id="61" w:name="ref-phipson2010permutation"/>
     <w:p>
       <w:pPr>
         <w:pStyle w:val="Bibliography"/>
@@ -17196,7 +17479,7 @@
       <w:r>
         <w:t xml:space="preserve"> </w:t>
       </w:r>
-      <w:hyperlink r:id="rId62">
+      <w:hyperlink r:id="rId60">
         <w:r>
           <w:rPr>
             <w:rStyle w:val="Hyperlink"/>
@@ -17208,23 +17491,23 @@
         <w:t xml:space="preserve">.</w:t>
       </w:r>
     </w:p>
-    <w:bookmarkEnd w:id="63"/>
-    <w:bookmarkStart w:id="64" w:name="ref-rice2007mathematical"/>
+    <w:bookmarkEnd w:id="61"/>
+    <w:bookmarkStart w:id="62" w:name="ref-rice2007mathematical"/>
     <w:p>
       <w:pPr>
         <w:pStyle w:val="Bibliography"/>
       </w:pPr>
-      <w:ins w:id="20" w:author="PR Preview" w:date="2026-01-01T00:00:00Z">
+      <w:ins w:id="89" w:author="PR Preview" w:date="2026-01-01T00:00:00Z">
         <w:r>
           <w:t xml:space="preserve">Rice, John A. 2007.</w:t>
         </w:r>
       </w:ins>
-      <w:ins w:id="21" w:author="PR Preview" w:date="2026-01-01T00:00:00Z">
+      <w:ins w:id="90" w:author="PR Preview" w:date="2026-01-01T00:00:00Z">
         <w:r>
           <w:t xml:space="preserve"> </w:t>
         </w:r>
       </w:ins>
-      <w:ins w:id="22" w:author="PR Preview" w:date="2026-01-01T00:00:00Z">
+      <w:ins w:id="91" w:author="PR Preview" w:date="2026-01-01T00:00:00Z">
         <w:r>
           <w:rPr>
             <w:i/>
@@ -17233,15 +17516,15 @@
           <w:t xml:space="preserve">Mathematical Statistics and Data Analysis</w:t>
         </w:r>
       </w:ins>
-      <w:ins w:id="23" w:author="PR Preview" w:date="2026-01-01T00:00:00Z">
+      <w:ins w:id="92" w:author="PR Preview" w:date="2026-01-01T00:00:00Z">
         <w:r>
           <w:t xml:space="preserve">. 3rd ed. Cengage Learning.</w:t>
         </w:r>
       </w:ins>
     </w:p>
+    <w:bookmarkEnd w:id="62"/>
+    <w:bookmarkEnd w:id="63"/>
     <w:bookmarkEnd w:id="64"/>
-    <w:bookmarkEnd w:id="65"/>
-    <w:bookmarkEnd w:id="66"/>
     <w:sectPr>
       <w:footnotePr>
         <w:numRestart w:val="eachSect"/>
